--- a/backend/plantillas/operaciones/pauta_entrevista.docx
+++ b/backend/plantillas/operaciones/pauta_entrevista.docx
@@ -42,27 +42,27 @@
     </w:p>
     <w:p>
       <w:r>
-        <w:t xml:space="preserve">1. Cuenteme brevemente sobre su trayectoria laboral.</w:t>
-      </w:r>
-    </w:p>
-    <w:p>
-      <w:r>
-        <w:t xml:space="preserve">2. Por que decidio postular a este cargo?</w:t>
-      </w:r>
-    </w:p>
-    <w:p>
-      <w:r>
-        <w:t xml:space="preserve">3. Describa una situacion dificil que haya enfrentado en un trabajo anterior y como la resolvio.</w:t>
-      </w:r>
-    </w:p>
-    <w:p>
-      <w:r>
-        <w:t xml:space="preserve">4. Como maneja el trabajo bajo presion o con plazos ajustados?</w:t>
-      </w:r>
-    </w:p>
-    <w:p>
-      <w:r>
-        <w:t xml:space="preserve">5. Que espera de este nuevo trabajo?</w:t>
+        <w:t xml:space="preserve">1. Cuénteme brevemente sobre su trayectoria laboral.</w:t>
+      </w:r>
+    </w:p>
+    <w:p>
+      <w:r>
+        <w:t xml:space="preserve">2. ¿Por qué decidió postular a este cargo?</w:t>
+      </w:r>
+    </w:p>
+    <w:p>
+      <w:r>
+        <w:t xml:space="preserve">3. Describa una situación difícil que haya enfrentado en un trabajo anterior y cómo la resolvió.</w:t>
+      </w:r>
+    </w:p>
+    <w:p>
+      <w:r>
+        <w:t xml:space="preserve">4. ¿Cómo maneja el trabajo bajo presión o con plazos ajustados?</w:t>
+      </w:r>
+    </w:p>
+    <w:p>
+      <w:r>
+        <w:t xml:space="preserve">5. ¿Qué espera de este nuevo trabajo?</w:t>
       </w:r>
     </w:p>
     <w:p/>
@@ -71,17 +71,17 @@
         <w:pStyle w:val="Heading2"/>
       </w:pPr>
       <w:r>
-        <w:t xml:space="preserve">Preguntas especificas: Operaciones</w:t>
-      </w:r>
-    </w:p>
-    <w:p>
-      <w:r>
-        <w:t xml:space="preserve">1. Cuenteme sobre su experiencia coordinando procesos operativos o logisticos.</w:t>
-      </w:r>
-    </w:p>
-    <w:p>
-      <w:r>
-        <w:t xml:space="preserve">2. Como reacciona ante un imprevisto que afecta la operacion del dia?</w:t>
+        <w:t xml:space="preserve">Preguntas específicas: Operaciones</w:t>
+      </w:r>
+    </w:p>
+    <w:p>
+      <w:r>
+        <w:t xml:space="preserve">1. Cuénteme sobre su experiencia coordinando procesos operativos o logísticos.</w:t>
+      </w:r>
+    </w:p>
+    <w:p>
+      <w:r>
+        <w:t xml:space="preserve">2. ¿Cómo reacciona ante un imprevisto que afecta la operación del día?</w:t>
       </w:r>
     </w:p>
     <w:p>
